--- a/science-fair/night-signal/Night_Signal_Proposal.docx
+++ b/science-fair/night-signal/Night_Signal_Proposal.docx
@@ -173,7 +173,7 @@
           <w:sz w:val="22"/>
           <w:szCs w:val="22"/>
         </w:rPr>
-        <w:t xml:space="preserve">Gabriela Mamane</w:t>
+        <w:t xml:space="preserve">Gabriel Mamane</w:t>
       </w:r>
     </w:p>
     <w:p>
